--- a/genglass-article/GenGlass_zerkala_2026_v2.docx
+++ b/genglass-article/GenGlass_zerkala_2026_v2.docx
@@ -18,7 +18,7 @@
         <w:rPr>
           <w:b w:val="0"/>
         </w:rPr>
-        <w:t>Зеркало давно перестало быть только утилитарным предметом и стало полноценным героем интерьера. В 2026 году оно задаёт настроение комнате, работает с естественным светом и нередко становится главным арт-объектом на стене. Мы собрали ключевые тренды сезона, чтобы вы понимали, какие модели зеркал будут выглядеть современно и уместно именно сейчас.</w:t>
+        <w:t>Зеркало давно вышло за рамки утилитарного предмета и стало заметным участником интерьера. В 2026 году оно задаёт настроение комнате, работает с естественным светом и часто становится главным арт-объектом на стене. Мы собрали ключевые тренды сезона, чтобы вы понимали, какие модели зеркал будут выглядеть современно и уместно именно сейчас, и как перенести эти идеи в собственный дом.</w:t>
       </w:r>
     </w:p>
     <w:p>
@@ -113,7 +113,7 @@
         <w:rPr>
           <w:b w:val="0"/>
         </w:rPr>
-        <w:t>Строгая геометрия при этом никуда не уходит: крупный прямоугольник остаётся выбором для минимализма и лофта.</w:t>
+        <w:t>Строгая геометрия при этом никуда не уходит: крупный прямоугольник остаётся выбором для минимализма и лофта. Ориентир простой: чем спокойнее интерьер, тем выразительнее может быть форма зеркала, и наоборот.</w:t>
       </w:r>
     </w:p>
     <w:p>
@@ -132,7 +132,7 @@
         <w:rPr>
           <w:b w:val="0"/>
         </w:rPr>
-        <w:t>LED-подсветка в 2026 году отвечает не только за освещение лица, но и за атмосферу.</w:t>
+        <w:t>LED-подсветка в 2026 году отвечает сразу за две задачи: освещает лицо и формирует атмосферу в комнате.</w:t>
       </w:r>
     </w:p>
     <w:p>
@@ -191,7 +191,7 @@
         <w:rPr>
           <w:b w:val="0"/>
         </w:rPr>
-        <w:t>Линейка GenGlass с индексом LED построена вокруг этой логики. SKYSIS NF LED (160×84 см) и SKYSO 2 NF LED (200×100 см) сочетают чистый силуэт с равномерным светом, а FALENSO NF LED (200×80 см) показывает, как узкий формат со свечением работает в проёме между зонами.</w:t>
+        <w:t>Линейка GenGlass с индексом LED построена вокруг этой логики. SKYSIS NF LED (160×84 см) и SKYSO 2 NF LED (200×100 см) сочетают чистый силуэт с равномерным светом, а FALENSO NF LED (200×80 см) показывает, как узкий формат со свечением работает в проёме между зонами. Для ежедневного использования полезна регулировка температуры: нейтральный свет (примерно от 4000 до 4500 K) удобен для макияжа и бритья, тёплый создаёт спокойный вечерний сценарий.</w:t>
       </w:r>
     </w:p>
     <w:p>
@@ -282,6 +282,14 @@
       </w:r>
     </w:p>
     <w:p>
+      <w:r>
+        <w:rPr>
+          <w:b w:val="0"/>
+        </w:rPr>
+        <w:t>Оправу удобно подбирать под металл, который уже есть в комнате: ручки мебели, светильники, ножки стола. Совпадение по тону собирает интерьер в единую картину.</w:t>
+      </w:r>
+    </w:p>
+    <w:p>
       <w:pPr>
         <w:pStyle w:val="Heading1"/>
       </w:pPr>
@@ -305,7 +313,7 @@
         <w:rPr>
           <w:b w:val="0"/>
         </w:rPr>
-        <w:t>Ростовое зеркало остаётся одним из самых практичных решений: оно нужно для сборов в полный рост и одновременно улучшает восприятие пространства.</w:t>
+        <w:t>Ростовое зеркало остаётся одним из самых практичных решений: оно нужно для сборов в полный рост и одновременно улучшает восприятие пространства. Для устойчивости напольную модель крепят к стене, а перед ней оставляют около метра свободного пространства, чтобы видеть себя целиком.</w:t>
       </w:r>
     </w:p>
     <w:p>
@@ -324,7 +332,7 @@
         <w:rPr>
           <w:b w:val="0"/>
         </w:rPr>
-        <w:t>Отдельное направление сезона это зеркала под точный размер. Когда готовый формат не подходит под нишу, проём или конкретную стену, изготовление на заказ позволяет задать габариты, форму, оправу и тип подсветки под проект. Такой подход особенно ценят в нестандартных планировках и авторских интерьерах.</w:t>
+        <w:t>Отдельное направление сезона это зеркала под точный размер. Когда готовый формат не подходит под нишу, проём или конкретную стену, изготовление на заказ позволяет задать габариты, форму, оправу и тип подсветки под проект. Такой подход особенно ценят в нестандартных планировках и авторских интерьерах. GenGlass выполняет интерьерные решения разной сложности, от одного зеркала по индивидуальным размерам до комплектации апартаментов, ресторанов и офисов.</w:t>
       </w:r>
     </w:p>
     <w:p>
@@ -343,7 +351,7 @@
         <w:rPr>
           <w:b w:val="0"/>
         </w:rPr>
-        <w:t>Короткие ориентиры по комнатам:</w:t>
+        <w:t>Короткие ориентиры по комнатам.</w:t>
       </w:r>
     </w:p>
     <w:p>
@@ -354,13 +362,13 @@
         <w:rPr>
           <w:b/>
         </w:rPr>
-        <w:t>Прихожая:</w:t>
+        <w:t>Прихожая.</w:t>
       </w:r>
       <w:r>
         <w:rPr>
           <w:b w:val="0"/>
         </w:rPr>
-        <w:t xml:space="preserve"> выразительная форма над консолью или ростовая модель у стены.</w:t>
+        <w:t xml:space="preserve"> Выразительная форма над консолью или ростовая модель у стены. Компактный акцент в тёплой раме задаёт тон с порога.</w:t>
       </w:r>
     </w:p>
     <w:p>
@@ -371,13 +379,13 @@
         <w:rPr>
           <w:b/>
         </w:rPr>
-        <w:t>Ванная:</w:t>
+        <w:t>Ванная.</w:t>
       </w:r>
       <w:r>
         <w:rPr>
           <w:b w:val="0"/>
         </w:rPr>
-        <w:t xml:space="preserve"> влагостойкая LED-модель с подогревом и ровным светом для лица.</w:t>
+        <w:t xml:space="preserve"> Влагостойкая LED-модель с подогревом и ровным светом для лица. Сенсорное управление убирает лишние провода на виду.</w:t>
       </w:r>
     </w:p>
     <w:p>
@@ -388,13 +396,13 @@
         <w:rPr>
           <w:b/>
         </w:rPr>
-        <w:t>Спальня:</w:t>
+        <w:t>Спальня.</w:t>
       </w:r>
       <w:r>
         <w:rPr>
           <w:b w:val="0"/>
         </w:rPr>
-        <w:t xml:space="preserve"> спокойная форма (овал, арка) с мягким вечерним свечением.</w:t>
+        <w:t xml:space="preserve"> Спокойная форма (овал, арка) с мягким вечерним свечением рядом с зоной отдыха или туалетным столиком.</w:t>
       </w:r>
     </w:p>
     <w:p>
@@ -405,13 +413,13 @@
         <w:rPr>
           <w:b/>
         </w:rPr>
-        <w:t>Гостиная:</w:t>
+        <w:t>Гостиная.</w:t>
       </w:r>
       <w:r>
         <w:rPr>
           <w:b w:val="0"/>
         </w:rPr>
-        <w:t xml:space="preserve"> крупное зеркало напротив окна как центр композиции.</w:t>
+        <w:t xml:space="preserve"> Крупное зеркало напротив окна как центр композиции и источник дополнительного света.</w:t>
       </w:r>
     </w:p>
     <w:p>
@@ -438,7 +446,7 @@
         <w:rPr>
           <w:b w:val="0"/>
         </w:rPr>
-        <w:t>Мягкие и органические силуэты: капля, лепесток, арка, круг, овал и асимметрия. Строгий прямоугольник остаётся актуальным в крупном формате.</w:t>
+        <w:t>Мягкие и органические силуэты: капля, лепесток, арка, круг, овал и асимметрия. Строгий прямоугольник остаётся актуальным в крупном формате для минимализма и лофта.</w:t>
       </w:r>
     </w:p>
     <w:p>
@@ -454,7 +462,7 @@
         <w:rPr>
           <w:b w:val="0"/>
         </w:rPr>
-        <w:t>Подсветка решает практическую задачу ровного света для лица и одновременно работает как декор. Выбор функций стоит подбирать под привычки, а не по длине списка.</w:t>
+        <w:t>Подсветка решает практическую задачу ровного света для лица и одновременно работает как декор. Функции стоит подбирать под привычки: если зеркало используется для макияжа и бритья, важна регулировка температуры и яркости.</w:t>
       </w:r>
     </w:p>
     <w:p>
@@ -470,7 +478,23 @@
         <w:rPr>
           <w:b w:val="0"/>
         </w:rPr>
-        <w:t>Чёрный металл подходит для минимализма и лофта, латунь и золото для современной классики. Сочетания материалов дают более сложный характер.</w:t>
+        <w:t>Чёрный металл подходит для минимализма и лофта, латунь и золото для современной классики. Сочетания материалов дают более сложный характер и глубину.</w:t>
+      </w:r>
+    </w:p>
+    <w:p>
+      <w:r>
+        <w:rPr>
+          <w:b/>
+        </w:rPr>
+        <w:t>Какое зеркало подойдёт для маленькой комнаты?</w:t>
+      </w:r>
+    </w:p>
+    <w:p>
+      <w:r>
+        <w:rPr>
+          <w:b w:val="0"/>
+        </w:rPr>
+        <w:t>Крупное или ростовое зеркало напротив источника света. Оно отражает свет и добавляет глубины, за счёт чего пространство выглядит просторнее.</w:t>
       </w:r>
     </w:p>
     <w:p>
